--- a/Payobook_Architecture_and_Database_Specification_v3.docx
+++ b/Payobook_Architecture_and_Database_Specification_v3.docx
@@ -7,8 +7,13 @@
         <w:pStyle w:val="Title"/>
         <w:spacing w:after="160"/>
       </w:pPr>
+      <w:proofErr w:type="spellStart"/>
       <w:r>
-        <w:t>Payobook Architecture and Database Specification</w:t>
+        <w:t>Payobook</w:t>
+      </w:r>
+      <w:proofErr w:type="spellEnd"/>
+      <w:r>
+        <w:t xml:space="preserve"> Architecture and Database Specification</w:t>
       </w:r>
     </w:p>
     <w:p>
@@ -20,16 +25,26 @@
       </w:r>
     </w:p>
     <w:p>
+      <w:proofErr w:type="spellStart"/>
       <w:r>
-        <w:t>Payobook connects payroll, workforce administration, employee self-service, approvals and reporting through a modular application platform. Its user experience, business application, shared service, AI and intelligence, application foundation, and data and infrastructure layers provide consistent business rules, secure processing and controlled access to operational data.</w:t>
+        <w:t>Payobook</w:t>
+      </w:r>
+      <w:proofErr w:type="spellEnd"/>
+      <w:r>
+        <w:t xml:space="preserve"> connects payroll, workforce administration, employee self-service, approvals and reporting through a modular application platform. Its user experience, business application, shared service, AI and intelligence, application foundation, and data and infrastructure layers provide consistent business rules, secure processing and controlled access to operational data.</w:t>
       </w:r>
     </w:p>
     <w:p>
       <w:pPr>
         <w:pStyle w:val="Heading1"/>
       </w:pPr>
+      <w:proofErr w:type="spellStart"/>
       <w:r>
-        <w:t>Payobook platform system architecture</w:t>
+        <w:t>Payobook</w:t>
+      </w:r>
+      <w:proofErr w:type="spellEnd"/>
+      <w:r>
+        <w:t xml:space="preserve"> platform system architecture</w:t>
       </w:r>
     </w:p>
     <w:p>
@@ -86,7 +101,37 @@
           <w:i/>
           <w:sz w:val="18"/>
         </w:rPr>
-        <w:t>Figure 1  Revised six-layer architecture, security controls and controlled information flows</w:t>
+        <w:t xml:space="preserve">Figure </w:t>
+      </w:r>
+      <w:proofErr w:type="gramStart"/>
+      <w:r>
+        <w:rPr>
+          <w:i/>
+          <w:sz w:val="18"/>
+        </w:rPr>
+        <w:t xml:space="preserve">1  </w:t>
+      </w:r>
+      <w:r>
+        <w:rPr>
+          <w:i/>
+          <w:sz w:val="18"/>
+        </w:rPr>
+        <w:t>S</w:t>
+      </w:r>
+      <w:r>
+        <w:rPr>
+          <w:i/>
+          <w:sz w:val="18"/>
+        </w:rPr>
+        <w:t>ix</w:t>
+      </w:r>
+      <w:proofErr w:type="gramEnd"/>
+      <w:r>
+        <w:rPr>
+          <w:i/>
+          <w:sz w:val="18"/>
+        </w:rPr>
+        <w:t>-layer architecture, security controls and controlled information flows</w:t>
       </w:r>
     </w:p>
     <w:p>
@@ -98,8 +143,13 @@
       </w:r>
     </w:p>
     <w:p>
+      <w:proofErr w:type="spellStart"/>
       <w:r>
-        <w:t>Payobook operates as six integrated logical layers. They share controlled transaction services and customer-scoped data. Cloud firewall controls, multi-factor authentication, approved single sign-on integrations, TLS 1.2/1.3, encryption at rest and encrypted backups protect the platform across every layer.</w:t>
+        <w:t>Payobook</w:t>
+      </w:r>
+      <w:proofErr w:type="spellEnd"/>
+      <w:r>
+        <w:t xml:space="preserve"> operates as six integrated logical layers. They share controlled transaction services and customer-scoped data. Cloud firewall controls, multi-factor authentication, approved single sign-on integrations, TLS 1.2/1.3, encryption at rest and encrypted backups protect the platform across every layer.</w:t>
       </w:r>
     </w:p>
     <w:tbl>
@@ -198,8 +248,13 @@
             <w:vAlign w:val="center"/>
           </w:tcPr>
           <w:p>
+            <w:proofErr w:type="gramStart"/>
             <w:r>
-              <w:t>1  User experience</w:t>
+              <w:t>1  User</w:t>
+            </w:r>
+            <w:proofErr w:type="gramEnd"/>
+            <w:r>
+              <w:t xml:space="preserve"> experience</w:t>
             </w:r>
           </w:p>
         </w:tc>
@@ -240,8 +295,13 @@
             <w:vAlign w:val="center"/>
           </w:tcPr>
           <w:p>
+            <w:proofErr w:type="gramStart"/>
             <w:r>
-              <w:t>2  Business applications</w:t>
+              <w:t>2  Business</w:t>
+            </w:r>
+            <w:proofErr w:type="gramEnd"/>
+            <w:r>
+              <w:t xml:space="preserve"> applications</w:t>
             </w:r>
           </w:p>
         </w:tc>
@@ -259,7 +319,15 @@
           </w:tcPr>
           <w:p>
             <w:r>
-              <w:t>Payroll and localisation; workforce lifecycle; leave and attendance; approvals.</w:t>
+              <w:t xml:space="preserve">Payroll and </w:t>
+            </w:r>
+            <w:proofErr w:type="spellStart"/>
+            <w:r>
+              <w:t>localisation</w:t>
+            </w:r>
+            <w:proofErr w:type="spellEnd"/>
+            <w:r>
+              <w:t>; workforce lifecycle; leave and attendance; approvals.</w:t>
             </w:r>
           </w:p>
         </w:tc>
@@ -282,8 +350,13 @@
             <w:vAlign w:val="center"/>
           </w:tcPr>
           <w:p>
+            <w:proofErr w:type="gramStart"/>
             <w:r>
-              <w:t>3  Shared services</w:t>
+              <w:t>3  Shared</w:t>
+            </w:r>
+            <w:proofErr w:type="gramEnd"/>
+            <w:r>
+              <w:t xml:space="preserve"> services</w:t>
             </w:r>
           </w:p>
         </w:tc>
@@ -324,8 +397,13 @@
             <w:vAlign w:val="center"/>
           </w:tcPr>
           <w:p>
+            <w:proofErr w:type="gramStart"/>
             <w:r>
-              <w:t>4  AI and intelligence</w:t>
+              <w:t>4  AI</w:t>
+            </w:r>
+            <w:proofErr w:type="gramEnd"/>
+            <w:r>
+              <w:t xml:space="preserve"> and intelligence</w:t>
             </w:r>
           </w:p>
         </w:tc>
@@ -366,9 +444,14 @@
             <w:vAlign w:val="center"/>
           </w:tcPr>
           <w:p>
+            <w:proofErr w:type="gramStart"/>
             <w:r>
               <w:lastRenderedPageBreak/>
-              <w:t>5  Application foundation</w:t>
+              <w:t>5  Application</w:t>
+            </w:r>
+            <w:proofErr w:type="gramEnd"/>
+            <w:r>
+              <w:t xml:space="preserve"> foundation</w:t>
             </w:r>
           </w:p>
         </w:tc>
@@ -400,8 +483,13 @@
             <w:tcW w:w="2376" w:type="dxa"/>
           </w:tcPr>
           <w:p>
+            <w:proofErr w:type="gramStart"/>
             <w:r>
-              <w:t>6  Data and infrastructure</w:t>
+              <w:t>6  Data</w:t>
+            </w:r>
+            <w:proofErr w:type="gramEnd"/>
+            <w:r>
+              <w:t xml:space="preserve"> and infrastructure</w:t>
             </w:r>
           </w:p>
         </w:tc>
@@ -432,7 +520,21 @@
     </w:p>
     <w:p>
       <w:r>
-        <w:t>Employees and business teams access the platform through authenticated interfaces. Approved connectors and imports map external information into business records. Payslips, reports, approval actions and role-scoped insights are produced through the same application services.</w:t>
+        <w:t xml:space="preserve">Employees and business teams access the platform through authenticated interfaces. Approved connectors and imports map external information into business records. </w:t>
+      </w:r>
+      <w:r>
+        <w:t xml:space="preserve">Password protected </w:t>
+      </w:r>
+      <w:proofErr w:type="spellStart"/>
+      <w:r>
+        <w:t>p</w:t>
+      </w:r>
+      <w:r>
+        <w:t>ayslips</w:t>
+      </w:r>
+      <w:proofErr w:type="spellEnd"/>
+      <w:r>
+        <w:t>, reports, approval actions and role-scoped insights are produced through the same application services.</w:t>
       </w:r>
     </w:p>
     <w:p>
@@ -445,7 +547,15 @@
     </w:p>
     <w:p>
       <w:r>
-        <w:t>Country-specific payroll logic, validation and approvals support consistent execution. Reporting and AI-assisted analysis help authorised users investigate trends and variances; established business workflows retain control of consequential decisions.</w:t>
+        <w:t xml:space="preserve">Country-specific payroll logic, validation and approvals support consistent execution. Reporting and AI-assisted analysis help </w:t>
+      </w:r>
+      <w:proofErr w:type="spellStart"/>
+      <w:r>
+        <w:t>authorised</w:t>
+      </w:r>
+      <w:proofErr w:type="spellEnd"/>
+      <w:r>
+        <w:t xml:space="preserve"> users investigate trends and variances; established business workflows retain control of consequential decisions.</w:t>
       </w:r>
     </w:p>
     <w:p>
@@ -609,12 +719,21 @@
             <w:pPr>
               <w:spacing w:before="40" w:after="40" w:line="254" w:lineRule="auto"/>
             </w:pPr>
+            <w:proofErr w:type="spellStart"/>
             <w:r>
               <w:rPr>
                 <w:color w:val="172A38"/>
                 <w:sz w:val="18"/>
               </w:rPr>
-              <w:t>Organisation and identity</w:t>
+              <w:t>Organisation</w:t>
+            </w:r>
+            <w:proofErr w:type="spellEnd"/>
+            <w:r>
+              <w:rPr>
+                <w:color w:val="172A38"/>
+                <w:sz w:val="18"/>
+              </w:rPr>
+              <w:t xml:space="preserve"> and identity</w:t>
             </w:r>
           </w:p>
         </w:tc>
@@ -744,8 +863,17 @@
                 <w:color w:val="172A38"/>
                 <w:sz w:val="18"/>
               </w:rPr>
-              <w:t>Contracts, attendance, leave, salary rules, pay runs and payslips</w:t>
+              <w:t xml:space="preserve">Contracts, attendance, leave, salary rules, pay runs and </w:t>
             </w:r>
+            <w:proofErr w:type="spellStart"/>
+            <w:r>
+              <w:rPr>
+                <w:color w:val="172A38"/>
+                <w:sz w:val="18"/>
+              </w:rPr>
+              <w:t>payslips</w:t>
+            </w:r>
+            <w:proofErr w:type="spellEnd"/>
           </w:p>
         </w:tc>
         <w:tc>
@@ -1072,12 +1200,31 @@
                 <w:color w:val="172A38"/>
                 <w:sz w:val="18"/>
               </w:rPr>
-              <w:t>Queries use authorised business context; enabled assistance services follow deployment policy.</w:t>
+              <w:t xml:space="preserve">Queries use </w:t>
+            </w:r>
+            <w:proofErr w:type="spellStart"/>
+            <w:r>
+              <w:rPr>
+                <w:color w:val="172A38"/>
+                <w:sz w:val="18"/>
+              </w:rPr>
+              <w:t>authorised</w:t>
+            </w:r>
+            <w:proofErr w:type="spellEnd"/>
+            <w:r>
+              <w:rPr>
+                <w:color w:val="172A38"/>
+                <w:sz w:val="18"/>
+              </w:rPr>
+              <w:t xml:space="preserve"> business context; enabled assistance services follow deployment policy.</w:t>
             </w:r>
           </w:p>
         </w:tc>
       </w:tr>
       <w:tr>
+        <w:trPr>
+          <w:jc w:val="center"/>
+        </w:trPr>
         <w:tc>
           <w:tcPr>
             <w:tcW w:w="1915" w:type="dxa"/>
@@ -1097,7 +1244,18 @@
             <w:vAlign w:val="center"/>
           </w:tcPr>
           <w:p>
+            <w:pPr>
+              <w:spacing w:before="40" w:after="40" w:line="254" w:lineRule="auto"/>
+              <w:rPr>
+                <w:color w:val="172A38"/>
+                <w:sz w:val="18"/>
+              </w:rPr>
+            </w:pPr>
             <w:r>
+              <w:rPr>
+                <w:color w:val="172A38"/>
+                <w:sz w:val="18"/>
+              </w:rPr>
               <w:t>Expanded workforce modules</w:t>
             </w:r>
           </w:p>
@@ -1121,7 +1279,18 @@
             <w:vAlign w:val="center"/>
           </w:tcPr>
           <w:p>
+            <w:pPr>
+              <w:spacing w:before="40" w:after="40" w:line="254" w:lineRule="auto"/>
+              <w:rPr>
+                <w:color w:val="172A38"/>
+                <w:sz w:val="18"/>
+              </w:rPr>
+            </w:pPr>
             <w:r>
+              <w:rPr>
+                <w:color w:val="172A38"/>
+                <w:sz w:val="18"/>
+              </w:rPr>
               <w:t>Expanded workforce modules covering recruitment, onboarding, learning, performance, expenses, assets and offboarding.</w:t>
             </w:r>
           </w:p>
@@ -1145,13 +1314,43 @@
             <w:vAlign w:val="center"/>
           </w:tcPr>
           <w:p>
+            <w:pPr>
+              <w:spacing w:before="40" w:after="40" w:line="254" w:lineRule="auto"/>
+              <w:rPr>
+                <w:color w:val="172A38"/>
+                <w:sz w:val="18"/>
+              </w:rPr>
+            </w:pPr>
             <w:r>
-              <w:t>Integrated lifecycle workflows connect authorised workforce records, approvals and operational actions across the employee journey.</w:t>
+              <w:rPr>
+                <w:color w:val="172A38"/>
+                <w:sz w:val="18"/>
+              </w:rPr>
+              <w:t xml:space="preserve">Integrated lifecycle workflows connect </w:t>
+            </w:r>
+            <w:proofErr w:type="spellStart"/>
+            <w:r>
+              <w:rPr>
+                <w:color w:val="172A38"/>
+                <w:sz w:val="18"/>
+              </w:rPr>
+              <w:t>authorised</w:t>
+            </w:r>
+            <w:proofErr w:type="spellEnd"/>
+            <w:r>
+              <w:rPr>
+                <w:color w:val="172A38"/>
+                <w:sz w:val="18"/>
+              </w:rPr>
+              <w:t xml:space="preserve"> workforce records, approvals and operational actions across the employee journey.</w:t>
             </w:r>
           </w:p>
         </w:tc>
       </w:tr>
       <w:tr>
+        <w:trPr>
+          <w:jc w:val="center"/>
+        </w:trPr>
         <w:tc>
           <w:tcPr>
             <w:tcW w:w="1915" w:type="dxa"/>
@@ -1171,7 +1370,18 @@
             <w:vAlign w:val="center"/>
           </w:tcPr>
           <w:p>
+            <w:pPr>
+              <w:spacing w:before="40" w:after="40" w:line="254" w:lineRule="auto"/>
+              <w:rPr>
+                <w:color w:val="172A38"/>
+                <w:sz w:val="18"/>
+              </w:rPr>
+            </w:pPr>
             <w:r>
+              <w:rPr>
+                <w:color w:val="172A38"/>
+                <w:sz w:val="18"/>
+              </w:rPr>
               <w:t>Advanced reporting and insights</w:t>
             </w:r>
           </w:p>
@@ -1195,7 +1405,18 @@
             <w:vAlign w:val="center"/>
           </w:tcPr>
           <w:p>
+            <w:pPr>
+              <w:spacing w:before="40" w:after="40" w:line="254" w:lineRule="auto"/>
+              <w:rPr>
+                <w:color w:val="172A38"/>
+                <w:sz w:val="18"/>
+              </w:rPr>
+            </w:pPr>
             <w:r>
+              <w:rPr>
+                <w:color w:val="172A38"/>
+                <w:sz w:val="18"/>
+              </w:rPr>
               <w:t>Advanced dashboards, scheduled reporting, controlled data exports and role-scoped management insights.</w:t>
             </w:r>
           </w:p>
@@ -1219,8 +1440,35 @@
             <w:vAlign w:val="center"/>
           </w:tcPr>
           <w:p>
+            <w:pPr>
+              <w:spacing w:before="40" w:after="40" w:line="254" w:lineRule="auto"/>
+              <w:rPr>
+                <w:color w:val="172A38"/>
+                <w:sz w:val="18"/>
+              </w:rPr>
+            </w:pPr>
             <w:r>
-              <w:t>Role permissions and approved export controls ensure that dashboards, reports and management insights use authorised business context.</w:t>
+              <w:rPr>
+                <w:color w:val="172A38"/>
+                <w:sz w:val="18"/>
+              </w:rPr>
+              <w:t xml:space="preserve">Role permissions and approved export controls ensure that dashboards, reports and management insights use </w:t>
+            </w:r>
+            <w:proofErr w:type="spellStart"/>
+            <w:r>
+              <w:rPr>
+                <w:color w:val="172A38"/>
+                <w:sz w:val="18"/>
+              </w:rPr>
+              <w:t>authorised</w:t>
+            </w:r>
+            <w:proofErr w:type="spellEnd"/>
+            <w:r>
+              <w:rPr>
+                <w:color w:val="172A38"/>
+                <w:sz w:val="18"/>
+              </w:rPr>
+              <w:t xml:space="preserve"> business context.</w:t>
             </w:r>
           </w:p>
         </w:tc>
@@ -1254,7 +1502,39 @@
     </w:p>
     <w:p>
       <w:r>
-        <w:t>Document storage is included in encrypted backup and tested restoration procedures. Payobook applies defined retention, authorised export, deletion and customer offboarding controls to each data category. Payobook securely stores employee bank account details required for payroll. Role-based permissions restrict access, authorised workflows control their use, and protected storage and encrypted backups safeguard the records.</w:t>
+        <w:t xml:space="preserve">Document storage is included in encrypted backup and tested restoration procedures. </w:t>
+      </w:r>
+      <w:proofErr w:type="spellStart"/>
+      <w:r>
+        <w:t>Payobook</w:t>
+      </w:r>
+      <w:proofErr w:type="spellEnd"/>
+      <w:r>
+        <w:t xml:space="preserve"> applies defined retention, </w:t>
+      </w:r>
+      <w:proofErr w:type="spellStart"/>
+      <w:r>
+        <w:t>authorised</w:t>
+      </w:r>
+      <w:proofErr w:type="spellEnd"/>
+      <w:r>
+        <w:t xml:space="preserve"> export, deletion and customer offboarding controls to each data category. </w:t>
+      </w:r>
+      <w:proofErr w:type="spellStart"/>
+      <w:r>
+        <w:t>Payobook</w:t>
+      </w:r>
+      <w:proofErr w:type="spellEnd"/>
+      <w:r>
+        <w:t xml:space="preserve"> securely stores employee bank account details required for payroll. Role-based permissions restrict access, </w:t>
+      </w:r>
+      <w:proofErr w:type="spellStart"/>
+      <w:r>
+        <w:t>authorised</w:t>
+      </w:r>
+      <w:proofErr w:type="spellEnd"/>
+      <w:r>
+        <w:t xml:space="preserve"> workflows control their use, and protected storage and encrypted backups safeguard the records.</w:t>
       </w:r>
     </w:p>
     <w:p>
@@ -1267,7 +1547,23 @@
     </w:p>
     <w:p>
       <w:r>
-        <w:t>Local model inference and document OCR are supported. Payobook supports a private-processing configuration in which prompts, documents and business data remain within the approved hosting environment during AI processing. The configuration blocks external providers, transcription routes and fallback paths. Customer-authorised business integrations have a separate transfer scope.</w:t>
+        <w:t xml:space="preserve">Local model inference and document OCR are supported. </w:t>
+      </w:r>
+      <w:proofErr w:type="spellStart"/>
+      <w:r>
+        <w:t>Payobook</w:t>
+      </w:r>
+      <w:proofErr w:type="spellEnd"/>
+      <w:r>
+        <w:t xml:space="preserve"> supports a private-processing configuration in which prompts, documents and business data remain within the approved hosting environment during AI processing. The configuration blocks external providers, transcription routes and fallback paths. Customer-</w:t>
+      </w:r>
+      <w:proofErr w:type="spellStart"/>
+      <w:r>
+        <w:t>authorised</w:t>
+      </w:r>
+      <w:proofErr w:type="spellEnd"/>
+      <w:r>
+        <w:t xml:space="preserve"> business integrations have a separate transfer scope.</w:t>
       </w:r>
     </w:p>
     <w:p>
@@ -1335,8 +1631,13 @@
       </w:r>
     </w:p>
     <w:p>
+      <w:proofErr w:type="spellStart"/>
       <w:r>
-        <w:t>Payobook uses backup tooling, restore-based release rehearsal and health-checked rollout waves to manage change safely. The service schedule records backup retention, independent copies, recovery drills, recovery point objectives and recovery time objectives for the deployed topology.</w:t>
+        <w:t>Payobook</w:t>
+      </w:r>
+      <w:proofErr w:type="spellEnd"/>
+      <w:r>
+        <w:t xml:space="preserve"> uses backup tooling, restore-based release rehearsal and health-checked rollout waves to manage change safely. The service schedule records backup retention, independent copies, recovery drills, recovery point objectives and recovery time objectives for the deployed topology.</w:t>
       </w:r>
     </w:p>
     <w:p>
@@ -1348,15 +1649,32 @@
       </w:r>
     </w:p>
     <w:p>
+      <w:proofErr w:type="spellStart"/>
       <w:r>
-        <w:t>Payobook operates a security framework covering patching, vulnerability assessment, access reviews, incident response and supplier assurance. The technology framework is ISO/IEC 27001:2022 certified within the certificate scope, and Payobook reviews certificate validity and service coverage as part of supplier governance.</w:t>
+        <w:t>Payobook</w:t>
+      </w:r>
+      <w:proofErr w:type="spellEnd"/>
+      <w:r>
+        <w:t xml:space="preserve"> operates a security framework covering patching, vulnerability assessment, access reviews, incident response and supplier assurance. The technology framework is ISO/IEC 27001:2022 certified within the certificate scope, and </w:t>
+      </w:r>
+      <w:proofErr w:type="spellStart"/>
+      <w:r>
+        <w:t>Payobook</w:t>
+      </w:r>
+      <w:proofErr w:type="spellEnd"/>
+      <w:r>
+        <w:t xml:space="preserve"> reviews certificate validity and service coverage as part of supplier governance.</w:t>
       </w:r>
       <w:r>
         <w:br/>
-        <w:t xml:space="preserve">Payobook supports </w:t>
       </w:r>
+      <w:proofErr w:type="spellStart"/>
       <w:r>
-        <w:t>Single sign-on, multi-factor authentication, identity lifecycle automation and additional approved integrations</w:t>
+        <w:t>Payobook</w:t>
+      </w:r>
+      <w:proofErr w:type="spellEnd"/>
+      <w:r>
+        <w:t xml:space="preserve"> supports Single sign-on, multi-factor authentication, identity lifecycle automation and additional approved integrations</w:t>
       </w:r>
     </w:p>
     <w:p>
@@ -1369,7 +1687,15 @@
     </w:p>
     <w:p>
       <w:r>
-        <w:t>Before production launch, Payobook and the client confirm data location and retention, validate role boundaries and integrations, verify encryption and private-processing controls, reconcile payroll outputs, complete recovery checks and record customer acceptance. The agreed implementation plan defines the rollout schedule and support commitments.</w:t>
+        <w:t xml:space="preserve">Before production launch, </w:t>
+      </w:r>
+      <w:proofErr w:type="spellStart"/>
+      <w:r>
+        <w:t>Payobook</w:t>
+      </w:r>
+      <w:proofErr w:type="spellEnd"/>
+      <w:r>
+        <w:t xml:space="preserve"> and the client confirm data location and retention, validate role boundaries and integrations, verify encryption and private-processing controls, reconcile payroll outputs, complete recovery checks and record customer acceptance. The agreed implementation plan defines the rollout schedule and support commitments.</w:t>
       </w:r>
     </w:p>
     <w:sectPr>
@@ -1432,7 +1758,55 @@
         <w:color w:val="526575"/>
         <w:sz w:val="16"/>
       </w:rPr>
-      <w:t xml:space="preserve">Client architecture and security review  |  v3  |  15 September 2026  |  </w:t>
+      <w:t xml:space="preserve">Client architecture and security </w:t>
+    </w:r>
+    <w:proofErr w:type="gramStart"/>
+    <w:r>
+      <w:rPr>
+        <w:color w:val="526575"/>
+        <w:sz w:val="16"/>
+      </w:rPr>
+      <w:t>review  |</w:t>
+    </w:r>
+    <w:proofErr w:type="gramEnd"/>
+    <w:r>
+      <w:rPr>
+        <w:color w:val="526575"/>
+        <w:sz w:val="16"/>
+      </w:rPr>
+      <w:t xml:space="preserve">  v</w:t>
+    </w:r>
+    <w:proofErr w:type="gramStart"/>
+    <w:r>
+      <w:rPr>
+        <w:color w:val="526575"/>
+        <w:sz w:val="16"/>
+      </w:rPr>
+      <w:t>3  |</w:t>
+    </w:r>
+    <w:proofErr w:type="gramEnd"/>
+    <w:r>
+      <w:rPr>
+        <w:color w:val="526575"/>
+        <w:sz w:val="16"/>
+      </w:rPr>
+      <w:t xml:space="preserve">  15 September </w:t>
+    </w:r>
+    <w:proofErr w:type="gramStart"/>
+    <w:r>
+      <w:rPr>
+        <w:color w:val="526575"/>
+        <w:sz w:val="16"/>
+      </w:rPr>
+      <w:t>2026  |</w:t>
+    </w:r>
+    <w:proofErr w:type="gramEnd"/>
+    <w:r>
+      <w:rPr>
+        <w:color w:val="526575"/>
+        <w:sz w:val="16"/>
+      </w:rPr>
+      <w:t xml:space="preserve">  </w:t>
     </w:r>
     <w:r>
       <w:rPr>
@@ -1507,11 +1881,19 @@
 <file path=word/header1.xml><?xml version="1.0" encoding="utf-8"?>
 <w:hdr xmlns:wpc="http://schemas.microsoft.com/office/word/2010/wordprocessingCanvas" xmlns:cx="http://schemas.microsoft.com/office/drawing/2014/chartex" xmlns:cx1="http://schemas.microsoft.com/office/drawing/2015/9/8/chartex" xmlns:cx2="http://schemas.microsoft.com/office/drawing/2015/10/21/chartex" xmlns:cx3="http://schemas.microsoft.com/office/drawing/2016/5/9/chartex" xmlns:cx4="http://schemas.microsoft.com/office/drawing/2016/5/10/chartex" xmlns:cx5="http://schemas.microsoft.com/office/drawing/2016/5/11/chartex" xmlns:cx6="http://schemas.microsoft.com/office/drawing/2016/5/12/chartex" xmlns:cx7="http://schemas.microsoft.com/office/drawing/2016/5/13/chartex" xmlns:cx8="http://schemas.microsoft.com/office/drawing/2016/5/14/chartex" xmlns:mc="http://schemas.openxmlformats.org/markup-compatibility/2006" xmlns:m="http://schemas.openxmlformats.org/officeDocument/2006/math" xmlns:aink="http://schemas.microsoft.com/office/drawing/2016/ink" xmlns:am3d="http://schemas.microsoft.com/office/drawing/2017/model3d" xmlns:oel="http://schemas.microsoft.com/office/2019/extlst" xmlns:r="http://schemas.openxmlformats.org/officeDocument/2006/relationships" xmlns:wp14="http://schemas.microsoft.com/office/word/2010/wordprocessingDrawing" xmlns:wp="http://schemas.openxmlformats.org/drawingml/2006/wordprocessingDrawing" xmlns:wpg="http://schemas.microsoft.com/office/word/2010/wordprocessingGroup" xmlns:wpi="http://schemas.microsoft.com/office/word/2010/wordprocessingInk" xmlns:wps="http://schemas.microsoft.com/office/word/2010/wordprocessingShape" xmlns:o="urn:schemas-microsoft-com:office:office" xmlns:v="urn:schemas-microsoft-com:vml" xmlns:w10="urn:schemas-microsoft-com:office:word" xmlns:w="http://schemas.openxmlformats.org/wordprocessingml/2006/main" xmlns:w14="http://schemas.microsoft.com/office/word/2010/wordml" xmlns:w15="http://schemas.microsoft.com/office/word/2012/wordml" xmlns:w16cex="http://schemas.microsoft.com/office/word/2018/wordml/cex" xmlns:w16cid="http://schemas.microsoft.com/office/word/2016/wordml/cid" xmlns:w16="http://schemas.microsoft.com/office/word/2018/wordml" xmlns:w16sdtdh="http://schemas.microsoft.com/office/word/2020/wordml/sdtdatahash" xmlns:w16sdtfl="http://schemas.microsoft.com/office/word/2024/wordml/sdtformatlock" xmlns:w16se="http://schemas.microsoft.com/office/word/2015/wordml/symex" xmlns:w16du="http://schemas.microsoft.com/office/word/2023/wordml/word16du" xmlns:wne="http://schemas.microsoft.com/office/word/2006/wordml" mc:Ignorable="w14 w15 w16se w16cid w16 w16cex w16sdtdh w16sdtfl w16du wp14">
   <w:p>
+    <w:proofErr w:type="gramStart"/>
     <w:r>
       <w:rPr>
         <w:sz w:val="16"/>
       </w:rPr>
-      <w:t>PAYOBOOK  /  PLATFORM ARCHITECTURE</w:t>
+      <w:t>PAYOBOOK  /</w:t>
+    </w:r>
+    <w:proofErr w:type="gramEnd"/>
+    <w:r>
+      <w:rPr>
+        <w:sz w:val="16"/>
+      </w:rPr>
+      <w:t xml:space="preserve">  PLATFORM ARCHITECTURE</w:t>
     </w:r>
   </w:p>
 </w:hdr>
